--- a/doc-claude-ver/01_SRS_Document.docx
+++ b/doc-claude-ver/01_SRS_Document.docx
@@ -879,6 +879,191 @@
           <w:szCs w:val="21"/>
         </w:rPr>
         <w:t xml:space="preserve">The sync scope is configuration-driven through the TSysSync table, runtime state is kept in the Windows Registry (AdaPosMall\POSFront), and connection credentials are stored in a password-protected Access file (AdaIni.Ada). The system is resilient — duplicates fall back to UPDATE, timeouts trigger automatic reindexing, and header records are sent only after all child tables have been confirmed — but it carries significant legacy risk: VB6 is end-of-life, SQL statements are built by string concatenation, no database transactions are used, credentials are effectively plain text, and the 500 ms polling architecture wastes resources. Sections 14–15 detail the constraints found in the code and the recommended target architecture (event-driven .NET/Go services behind an API gateway with modern tokenization) for the revamp project.</w:t>
+      </w:r>
+    </w:p>
+    <w:p>
+      <w:pPr>
+        <w:pStyle w:val="Heading1"/>
+      </w:pPr>
+      <w:r>
+        <w:rPr>
+          <w:rFonts w:ascii="Tahoma" w:hAnsi="Tahoma"/>
+          <w:color w:val="0D47A1"/>
+        </w:rPr>
+        <w:t>บริบทต้นทาง: POSFront (Upstream Producer)</w:t>
+      </w:r>
+      <w:r>
+        <w:rPr>
+          <w:sz w:val="2"/>
+        </w:rPr>
+        <w:t>​PF</w:t>
+      </w:r>
+    </w:p>
+    <w:p>
+      <w:r>
+        <w:rPr>
+          <w:rFonts w:ascii="Tahoma" w:hAnsi="Tahoma"/>
+        </w:rPr>
+        <w:t>บนเครื่อง POS มีสองโปรแกรม VB6 ทำงานร่วมกันแบบ Producer / Consumer และส่งต่องานกันผ่าน Local DB ด้วยธงสถานะ 2 ตัว — ServiceTransfer ไม่ได้สร้างยอดขายเอง แต่รับช่วงต่อจาก POSFront (โปรแกรมขายหน้าร้านของ Adasoft โครงการ TAKASHIMAYA, v6.2412.1) ทำให้เครื่อง POS ทำงาน Offline ได้เต็มรูปแบบ</w:t>
+      </w:r>
+      <w:r>
+        <w:rPr>
+          <w:sz w:val="2"/>
+        </w:rPr>
+        <w:t>​PF</w:t>
+      </w:r>
+    </w:p>
+    <w:p>
+      <w:pPr>
+        <w:pStyle w:val="Heading2"/>
+      </w:pPr>
+      <w:r>
+        <w:rPr>
+          <w:rFonts w:ascii="Tahoma" w:hAnsi="Tahoma"/>
+        </w:rPr>
+        <w:t>Orchestration — POSFront เป็นผู้เปิดบริการเบื้องหลัง</w:t>
+      </w:r>
+      <w:r>
+        <w:rPr>
+          <w:sz w:val="2"/>
+        </w:rPr>
+        <w:t>​PF</w:t>
+      </w:r>
+    </w:p>
+    <w:p>
+      <w:pPr>
+        <w:pStyle w:val="ListParagraph"/>
+      </w:pPr>
+      <w:r>
+        <w:rPr>
+          <w:rFonts w:ascii="Tahoma" w:hAnsi="Tahoma"/>
+        </w:rPr>
+        <w:t>•  POSFront.Sub Main (mDB.bas) เปิดบริการ 4 ตัว: ServiceOnOff.exe (สถานะ Online/Offline)</w:t>
+      </w:r>
+      <w:r>
+        <w:rPr>
+          <w:sz w:val="2"/>
+        </w:rPr>
+        <w:t>​PF</w:t>
+      </w:r>
+    </w:p>
+    <w:p>
+      <w:pPr>
+        <w:pStyle w:val="ListParagraph"/>
+      </w:pPr>
+      <w:r>
+        <w:rPr>
+          <w:rFonts w:ascii="Tahoma" w:hAnsi="Tahoma"/>
+        </w:rPr>
+        <w:t>•  ServiceAutoReplicate.exe — Replicate Master จาก Central Server ลง Local</w:t>
+      </w:r>
+      <w:r>
+        <w:rPr>
+          <w:sz w:val="2"/>
+        </w:rPr>
+        <w:t>​PF</w:t>
+      </w:r>
+    </w:p>
+    <w:p>
+      <w:pPr>
+        <w:pStyle w:val="ListParagraph"/>
+      </w:pPr>
+      <w:r>
+        <w:rPr>
+          <w:rFonts w:ascii="Tahoma" w:hAnsi="Tahoma"/>
+        </w:rPr>
+        <w:t>•  ServiceAutoClear.exe — เคลียร์ไฟล์/ข้อมูลค้าง</w:t>
+      </w:r>
+      <w:r>
+        <w:rPr>
+          <w:sz w:val="2"/>
+        </w:rPr>
+        <w:t>​PF</w:t>
+      </w:r>
+    </w:p>
+    <w:p>
+      <w:pPr>
+        <w:pStyle w:val="ListParagraph"/>
+      </w:pPr>
+      <w:r>
+        <w:rPr>
+          <w:rFonts w:ascii="Tahoma" w:hAnsi="Tahoma"/>
+        </w:rPr>
+        <w:t>•  ServiceTranfer.exe — คือ ServiceTransfer; เป็น Child process ของ POSFront ไม่ใช่โปรแกรมเดี่ยว</w:t>
+      </w:r>
+      <w:r>
+        <w:rPr>
+          <w:sz w:val="2"/>
+        </w:rPr>
+        <w:t>​PF</w:t>
+      </w:r>
+    </w:p>
+    <w:p>
+      <w:pPr>
+        <w:pStyle w:val="Heading2"/>
+      </w:pPr>
+      <w:r>
+        <w:rPr>
+          <w:rFonts w:ascii="Tahoma" w:hAnsi="Tahoma"/>
+        </w:rPr>
+        <w:t>The Two-Flag Handshake (สัญญาระหว่างสองโปรแกรม)</w:t>
+      </w:r>
+      <w:r>
+        <w:rPr>
+          <w:sz w:val="2"/>
+        </w:rPr>
+        <w:t>​PF</w:t>
+      </w:r>
+    </w:p>
+    <w:p>
+      <w:pPr>
+        <w:pStyle w:val="ListParagraph"/>
+      </w:pPr>
+      <w:r>
+        <w:rPr>
+          <w:rFonts w:ascii="Tahoma" w:hAnsi="Tahoma"/>
+        </w:rPr>
+        <w:t>•  FTShdStaDoc (เจ้าของ = POSFront): '2' กำลังทำ -&gt; '1' เสร็จสมบูรณ์ เมื่อจ่ายเงิน + พิมพ์ใบเสร็จ</w:t>
+      </w:r>
+      <w:r>
+        <w:rPr>
+          <w:sz w:val="2"/>
+        </w:rPr>
+        <w:t>​PF</w:t>
+      </w:r>
+    </w:p>
+    <w:p>
+      <w:pPr>
+        <w:pStyle w:val="ListParagraph"/>
+      </w:pPr>
+      <w:r>
+        <w:rPr>
+          <w:rFonts w:ascii="Tahoma" w:hAnsi="Tahoma"/>
+        </w:rPr>
+        <w:t>•  FTStaSentOnOff (เจ้าของ = ServiceTransfer): '0' รอส่ง -&gt; '1' ส่งขึ้น HQ แล้ว</w:t>
+      </w:r>
+      <w:r>
+        <w:rPr>
+          <w:sz w:val="2"/>
+        </w:rPr>
+        <w:t>​PF</w:t>
+      </w:r>
+    </w:p>
+    <w:p>
+      <w:pPr>
+        <w:pStyle w:val="ListParagraph"/>
+      </w:pPr>
+      <w:r>
+        <w:rPr>
+          <w:rFonts w:ascii="Tahoma" w:hAnsi="Tahoma"/>
+        </w:rPr>
+        <w:t>•  เมื่อ FTShdStaDoc ถูก UPDATE '2'-&gt;'1' บนตารางทำงาน TPSHD&lt;Tmn&gt; -&gt; SQL Trigger TRG_Tmp2Sale&lt;Tmn&gt; (AFTER UPDATE) เรียก STP_PRCxTmp2Sale ย้ายบิลเข้า TPSTSalHD/DT/RC/CD (ตั้ง FTStaSentOnOff='0' รอซิงค์)</w:t>
+      </w:r>
+      <w:r>
+        <w:rPr>
+          <w:sz w:val="2"/>
+        </w:rPr>
+        <w:t>​PF</w:t>
       </w:r>
     </w:p>
     <w:p>
